--- a/downloads/documents/05 Materials/Unit 05/Slides/Slides 05.17 - Make.docx
+++ b/downloads/documents/05 Materials/Unit 05/Slides/Slides 05.17 - Make.docx
@@ -6,9 +6,9 @@
       <w:pPr>
         <w:pStyle w:val="Heading1"/>
       </w:pPr>
-      <w:bookmarkStart w:id="20" w:name="slides-05.17-make"/>
-      <w:r>
-        <w:t xml:space="preserve">Slides 05.17: Make</w:t>
+      <w:bookmarkStart w:id="20" w:name="slides-5.17-make"/>
+      <w:r>
+        <w:t xml:space="preserve">Slides 5.17: Make</w:t>
       </w:r>
       <w:bookmarkEnd w:id="20"/>
     </w:p>
